--- a/courts/second-circuit/connecticut/state/court-of-appeals/answering-brief/usage/OUTPUT-answering-brief.docx
+++ b/courts/second-circuit/connecticut/state/court-of-appeals/answering-brief/usage/OUTPUT-answering-brief.docx
@@ -569,9 +569,7 @@
         <w:t xml:space="preserve"> </w:t>
       </w:r>
       <w:r>
-        <w:t xml:space="preserve">258</w:t>
-        <w:noBreakHyphen/>
-        <w:t xml:space="preserve">5807</w:t>
+        <w:t xml:space="preserve">258-⁠5807</w:t>
       </w:r>
     </w:p>
     <w:p>
@@ -593,9 +591,7 @@
         <w:t xml:space="preserve"> </w:t>
       </w:r>
       <w:r>
-        <w:t xml:space="preserve">258</w:t>
-        <w:noBreakHyphen/>
-        <w:t xml:space="preserve">5828</w:t>
+        <w:t xml:space="preserve">258-⁠5828</w:t>
       </w:r>
     </w:p>
     <w:p>
@@ -6028,9 +6024,7 @@
         <w:t xml:space="preserve"> </w:t>
       </w:r>
       <w:r>
-        <w:t xml:space="preserve">53</w:t>
-        <w:noBreakHyphen/>
-        <w:t xml:space="preserve">21</w:t>
+        <w:t xml:space="preserve">53-⁠21</w:t>
       </w:r>
       <w:r>
         <w:t xml:space="preserve">   </w:t>
@@ -6070,9 +6064,7 @@
         <w:t xml:space="preserve"> </w:t>
       </w:r>
       <w:r>
-        <w:t xml:space="preserve">53a</w:t>
-        <w:noBreakHyphen/>
-        <w:t xml:space="preserve">59</w:t>
+        <w:t xml:space="preserve">53a-⁠59</w:t>
       </w:r>
       <w:r>
         <w:t xml:space="preserve">   </w:t>
@@ -6112,9 +6104,7 @@
         <w:t xml:space="preserve"> </w:t>
       </w:r>
       <w:r>
-        <w:t xml:space="preserve">54</w:t>
-        <w:noBreakHyphen/>
-        <w:t xml:space="preserve">193</w:t>
+        <w:t xml:space="preserve">54-⁠193</w:t>
       </w:r>
       <w:r>
         <w:t xml:space="preserve">   </w:t>
@@ -6154,9 +6144,7 @@
         <w:t xml:space="preserve"> </w:t>
       </w:r>
       <w:r>
-        <w:t xml:space="preserve">54</w:t>
-        <w:noBreakHyphen/>
-        <w:t xml:space="preserve">86e</w:t>
+        <w:t xml:space="preserve">54-⁠86e</w:t>
       </w:r>
       <w:r>
         <w:t xml:space="preserve">   </w:t>
@@ -6281,13 +6269,7 @@
         <w:t xml:space="preserve"> </w:t>
       </w:r>
       <w:r>
-        <w:t xml:space="preserve">Statutes § 53-⁠21(a)⁠(1). Clerk Appendix (C.App.), 10</w:t>
-      </w:r>
-      <w:r>
-        <w:noBreakHyphen/>
-      </w:r>
-      <w:r>
-        <w:t xml:space="preserve">11. Following a trial, on June 26, 2023, a jury found the defendant guilty as charged. Id., 8, 24. Thereafter, the trial court imposed a total effective sentence of 20 years of incarceration, execution suspended after 10 years, followed by 5 years of probation. Id., 8, 24.</w:t>
+        <w:t xml:space="preserve">Statutes § 53-⁠21(a)⁠(1). Clerk Appendix (C.App.), 10-⁠11. Following a trial, on June 26, 2023, a jury found the defendant guilty as charged. Id., 8, 24. Thereafter, the trial court imposed a total effective sentence of 20 years of incarceration, execution suspended after 10 years, followed by 5 years of probation. Id., 8, 24.</w:t>
       </w:r>
     </w:p>
     <w:p>
@@ -6393,13 +6375,7 @@
         <w:pStyle w:val="BodyText"/>
       </w:pPr>
       <w:r>
-        <w:t xml:space="preserve">The defendant was the pastor of a small congregation of six to ten people. T.6/20/23: 54</w:t>
-      </w:r>
-      <w:r>
-        <w:noBreakHyphen/>
-      </w:r>
-      <w:r>
-        <w:t xml:space="preserve">55. He and his wife also operated a daycare out of their Manchester home. Id., 64, 223.</w:t>
+        <w:t xml:space="preserve">The defendant was the pastor of a small congregation of six to ten people. T.6/20/23: 54-⁠55. He and his wife also operated a daycare out of their Manchester home. Id., 64, 223.</w:t>
       </w:r>
     </w:p>
     <w:p>
@@ -6419,31 +6395,7 @@
         <w:t xml:space="preserve"> </w:t>
       </w:r>
       <w:r>
-        <w:t xml:space="preserve">Id., 55. When they joined the church, DG and RG were a dating couple. Id., 56</w:t>
-      </w:r>
-      <w:r>
-        <w:noBreakHyphen/>
-      </w:r>
-      <w:r>
-        <w:t xml:space="preserve">57, 195</w:t>
-      </w:r>
-      <w:r>
-        <w:noBreakHyphen/>
-      </w:r>
-      <w:r>
-        <w:t xml:space="preserve">99. Approximately one year after joining the church, DG and RG married, and the defendant performed the ceremony. Id., 57, 196. Thereafter, the defendant conducted marital counseling sessions with them. Id., 59</w:t>
-      </w:r>
-      <w:r>
-        <w:noBreakHyphen/>
-      </w:r>
-      <w:r>
-        <w:t xml:space="preserve">62, 197</w:t>
-      </w:r>
-      <w:r>
-        <w:noBreakHyphen/>
-      </w:r>
-      <w:r>
-        <w:t xml:space="preserve">99. He also encouraged them to sever ties with their families. Id., 62, 199.</w:t>
+        <w:t xml:space="preserve">Id., 55. When they joined the church, DG and RG were a dating couple. Id., 56-⁠57, 195-⁠99. Approximately one year after joining the church, DG and RG married, and the defendant performed the ceremony. Id., 57, 196. Thereafter, the defendant conducted marital counseling sessions with them. Id., 59-⁠62, 197-⁠99. He also encouraged them to sever ties with their families. Id., 62, 199.</w:t>
       </w:r>
     </w:p>
     <w:p>
@@ -6451,37 +6403,7 @@
         <w:pStyle w:val="BodyText"/>
       </w:pPr>
       <w:r>
-        <w:t xml:space="preserve">In October 2012, RG gave birth to a son, the victim. Id., 63, 200. At that time, both DG and RG were working, but were not making a substantial amount of money. Id., 63</w:t>
-      </w:r>
-      <w:r>
-        <w:noBreakHyphen/>
-      </w:r>
-      <w:r>
-        <w:t xml:space="preserve">64, 200. Therefore, they enrolled the victim in the defendant’s daycare. Id., 64, 201. On the application form, the emergency contacts, other than DG and RG, were the defendant, the defendant’s wife, and DH–all of whom worked at the daycare. Id., 66</w:t>
-      </w:r>
-      <w:r>
-        <w:noBreakHyphen/>
-      </w:r>
-      <w:r>
-        <w:t xml:space="preserve">68, 201, 203; State’s Exhibit (St.Ex.) 1 (daycare form). The form also listed DH and the defendant’s wife as individuals to whom their son could be released from the daycare. T.6/20/23: 67</w:t>
-      </w:r>
-      <w:r>
-        <w:noBreakHyphen/>
-      </w:r>
-      <w:r>
-        <w:t xml:space="preserve">68. DG and RG paid for the defendant’s daycare services either with money or by cleaning the defendant’s home and receiving a credit toward the daycare costs. Id., 68</w:t>
-      </w:r>
-      <w:r>
-        <w:noBreakHyphen/>
-      </w:r>
-      <w:r>
-        <w:t xml:space="preserve">69, 201. During this time, the defendant and his wife were very controlling regarding how DG and RG provided for the victim, including reprimanding RG for the brand of yogurt that she fed him, the clothing he wore, and for continuing to breastfeed him and store breast milk for him. Id., 70</w:t>
-      </w:r>
-      <w:r>
-        <w:noBreakHyphen/>
-      </w:r>
-      <w:r>
-        <w:t xml:space="preserve">72.</w:t>
+        <w:t xml:space="preserve">In October 2012, RG gave birth to a son, the victim. Id., 63, 200. At that time, both DG and RG were working, but were not making a substantial amount of money. Id., 63-⁠64, 200. Therefore, they enrolled the victim in the defendant’s daycare. Id., 64, 201. On the application form, the emergency contacts, other than DG and RG, were the defendant, the defendant’s wife, and DH–all of whom worked at the daycare. Id., 66-⁠68, 201, 203; State’s Exhibit (St.Ex.) 1 (daycare form). The form also listed DH and the defendant’s wife as individuals to whom their son could be released from the daycare. T.6/20/23: 67-⁠68. DG and RG paid for the defendant’s daycare services either with money or by cleaning the defendant’s home and receiving a credit toward the daycare costs. Id., 68-⁠69, 201. During this time, the defendant and his wife were very controlling regarding how DG and RG provided for the victim, including reprimanding RG for the brand of yogurt that she fed him, the clothing he wore, and for continuing to breastfeed him and store breast milk for him. Id., 70-⁠72.</w:t>
       </w:r>
     </w:p>
     <w:p>
@@ -6489,13 +6411,7 @@
         <w:pStyle w:val="BodyText"/>
       </w:pPr>
       <w:r>
-        <w:t xml:space="preserve">The defendant and his wife sometimes watched the victim outside of the normal daycare hours. Id., 72. It was not uncommon for them to ask to keep the victim overnight. Id., 72. RG did not feel as though she could refuse these requests. Id., 72</w:t>
-      </w:r>
-      <w:r>
-        <w:noBreakHyphen/>
-      </w:r>
-      <w:r>
-        <w:t xml:space="preserve">73.</w:t>
+        <w:t xml:space="preserve">The defendant and his wife sometimes watched the victim outside of the normal daycare hours. Id., 72. It was not uncommon for them to ask to keep the victim overnight. Id., 72. RG did not feel as though she could refuse these requests. Id., 72-⁠73.</w:t>
       </w:r>
     </w:p>
     <w:p>
@@ -6515,13 +6431,7 @@
         <w:t xml:space="preserve"> </w:t>
       </w:r>
       <w:r>
-        <w:t xml:space="preserve">Id., 73</w:t>
-      </w:r>
-      <w:r>
-        <w:noBreakHyphen/>
-      </w:r>
-      <w:r>
-        <w:t xml:space="preserve">75.</w:t>
+        <w:t xml:space="preserve">Id., 73-⁠75.</w:t>
       </w:r>
     </w:p>
     <w:p>
@@ -6541,19 +6451,7 @@
         <w:t xml:space="preserve"> </w:t>
       </w:r>
       <w:r>
-        <w:t xml:space="preserve">Id., 74, 204</w:t>
-      </w:r>
-      <w:r>
-        <w:noBreakHyphen/>
-      </w:r>
-      <w:r>
-        <w:t xml:space="preserve">05, 227</w:t>
-      </w:r>
-      <w:r>
-        <w:noBreakHyphen/>
-      </w:r>
-      <w:r>
-        <w:t xml:space="preserve">28. The defendant told RG that the victim’s</w:t>
+        <w:t xml:space="preserve">Id., 74, 204-⁠05, 227-⁠28. The defendant told RG that the victim’s</w:t>
       </w:r>
       <w:r>
         <w:t xml:space="preserve"> </w:t>
@@ -6565,13 +6463,7 @@
         <w:t xml:space="preserve"> </w:t>
       </w:r>
       <w:r>
-        <w:t xml:space="preserve">Id., 75, 152</w:t>
-      </w:r>
-      <w:r>
-        <w:noBreakHyphen/>
-      </w:r>
-      <w:r>
-        <w:t xml:space="preserve">53, 205.</w:t>
+        <w:t xml:space="preserve">Id., 75, 152-⁠53, 205.</w:t>
       </w:r>
     </w:p>
     <w:p>
@@ -6579,19 +6471,7 @@
         <w:pStyle w:val="BodyText"/>
       </w:pPr>
       <w:r>
-        <w:t xml:space="preserve">At that time, DH was living at the defendant’s home and working for the daycare and as a personal assistant to the defendant and his wife in order to pay off debts that she owed them. T.6/21/23: 100</w:t>
-      </w:r>
-      <w:r>
-        <w:noBreakHyphen/>
-      </w:r>
-      <w:r>
-        <w:t xml:space="preserve">02, 122</w:t>
-      </w:r>
-      <w:r>
-        <w:noBreakHyphen/>
-      </w:r>
-      <w:r>
-        <w:t xml:space="preserve">25. The defendant and his wife had, in DH’s eyes, become her spiritual parents to such an extent that she had begun calling them</w:t>
+        <w:t xml:space="preserve">At that time, DH was living at the defendant’s home and working for the daycare and as a personal assistant to the defendant and his wife in order to pay off debts that she owed them. T.6/21/23: 100-⁠02, 122-⁠25. The defendant and his wife had, in DH’s eyes, become her spiritual parents to such an extent that she had begun calling them</w:t>
       </w:r>
       <w:r>
         <w:t xml:space="preserve"> </w:t>
@@ -6615,19 +6495,7 @@
         <w:t xml:space="preserve"> </w:t>
       </w:r>
       <w:r>
-        <w:t xml:space="preserve">Id., 109</w:t>
-      </w:r>
-      <w:r>
-        <w:noBreakHyphen/>
-      </w:r>
-      <w:r>
-        <w:t xml:space="preserve">10. They had driven a wedge between DH and her biological parents and, eventually, had adopted her as an adult. Id., 112</w:t>
-      </w:r>
-      <w:r>
-        <w:noBreakHyphen/>
-      </w:r>
-      <w:r>
-        <w:t xml:space="preserve">13, 121. DH also was engaging in sexual activity with the defendant and his wife. Id., 122.</w:t>
+        <w:t xml:space="preserve">Id., 109-⁠10. They had driven a wedge between DH and her biological parents and, eventually, had adopted her as an adult. Id., 112-⁠13, 121. DH also was engaging in sexual activity with the defendant and his wife. Id., 122.</w:t>
       </w:r>
     </w:p>
     <w:p>
@@ -6635,13 +6503,7 @@
         <w:pStyle w:val="BodyText"/>
       </w:pPr>
       <w:r>
-        <w:t xml:space="preserve">Shortly after the victim began staying at the defendant’s home, DH saw the defendant put the victim in a sink filled with cold water and ice cubes. Id., 129. He also used a nozzle from the sink to spray water over the victim’s head. Id. This caused the victim to flail about, gasp for air, and fall backward and bang his head on a granite countertop. Id., 129</w:t>
-      </w:r>
-      <w:r>
-        <w:noBreakHyphen/>
-      </w:r>
-      <w:r>
-        <w:t xml:space="preserve">30. DH recalled that the defendant had inflicted this as punishment because the nine-month-old victim was failing to follow the defendant’s directions as he was trying to teach the victim how to walk. Id., 130. DH was told that the victim was being rebellious because of RG and had to be disciplined. Id., 130. The defendant said that,</w:t>
+        <w:t xml:space="preserve">Shortly after the victim began staying at the defendant’s home, DH saw the defendant put the victim in a sink filled with cold water and ice cubes. Id., 129. He also used a nozzle from the sink to spray water over the victim’s head. Id. This caused the victim to flail about, gasp for air, and fall backward and bang his head on a granite countertop. Id., 129-⁠30. DH recalled that the defendant had inflicted this as punishment because the nine-month-old victim was failing to follow the defendant’s directions as he was trying to teach the victim how to walk. Id., 130. DH was told that the victim was being rebellious because of RG and had to be disciplined. Id., 130. The defendant said that,</w:t>
       </w:r>
       <w:r>
         <w:t xml:space="preserve"> </w:t>
@@ -6661,13 +6523,7 @@
         <w:pStyle w:val="BodyText"/>
       </w:pPr>
       <w:r>
-        <w:t xml:space="preserve">DH also saw the defendant slap and hit the victim until he had bruises on his legs. Id., 130</w:t>
-      </w:r>
-      <w:r>
-        <w:noBreakHyphen/>
-      </w:r>
-      <w:r>
-        <w:t xml:space="preserve">31. She also observed the defendant swaddle the victim by forcefully putting him into a Pack n’ Play with pillows on either side of him that forced him into an upright position. Id., 131. When the defendant forced the victim into the Pack n’ Play, DH heard a</w:t>
+        <w:t xml:space="preserve">DH also saw the defendant slap and hit the victim until he had bruises on his legs. Id., 130-⁠31. She also observed the defendant swaddle the victim by forcefully putting him into a Pack n’ Play with pillows on either side of him that forced him into an upright position. Id., 131. When the defendant forced the victim into the Pack n’ Play, DH heard a</w:t>
       </w:r>
       <w:r>
         <w:t xml:space="preserve"> </w:t>
@@ -6679,13 +6535,7 @@
         <w:t xml:space="preserve"> </w:t>
       </w:r>
       <w:r>
-        <w:t xml:space="preserve">Id., 131. The defendant then dragged the victim by his legs and left a rug burn on his head. Id., 131, 133</w:t>
-      </w:r>
-      <w:r>
-        <w:noBreakHyphen/>
-      </w:r>
-      <w:r>
-        <w:t xml:space="preserve">34. He also slammed the victim on the floor while he was swaddled three or four times with</w:t>
+        <w:t xml:space="preserve">Id., 131. The defendant then dragged the victim by his legs and left a rug burn on his head. Id., 131, 133-⁠34. He also slammed the victim on the floor while he was swaddled three or four times with</w:t>
       </w:r>
       <w:r>
         <w:t xml:space="preserve"> </w:t>
@@ -6717,13 +6567,7 @@
         <w:t xml:space="preserve"> </w:t>
       </w:r>
       <w:r>
-        <w:t xml:space="preserve">and call a doctor. Id. Therefore, he decided to keep the victim at his home until the bruises healed. Id. The defendant also did not allow DH to take any photographs of the victim after the bruises appeared. Id., 132</w:t>
-      </w:r>
-      <w:r>
-        <w:noBreakHyphen/>
-      </w:r>
-      <w:r>
-        <w:t xml:space="preserve">33.</w:t>
+        <w:t xml:space="preserve">and call a doctor. Id. Therefore, he decided to keep the victim at his home until the bruises healed. Id. The defendant also did not allow DH to take any photographs of the victim after the bruises appeared. Id., 132-⁠33.</w:t>
       </w:r>
     </w:p>
     <w:p>
@@ -6731,13 +6575,7 @@
         <w:pStyle w:val="BodyText"/>
       </w:pPr>
       <w:r>
-        <w:t xml:space="preserve">After approximately ten days, the defendant returned the victim to DG and RG. T.6/20/23: 75, 149</w:t>
-      </w:r>
-      <w:r>
-        <w:noBreakHyphen/>
-      </w:r>
-      <w:r>
-        <w:t xml:space="preserve">50. At that time, RG observed that the victim</w:t>
+        <w:t xml:space="preserve">After approximately ten days, the defendant returned the victim to DG and RG. T.6/20/23: 75, 149-⁠50. At that time, RG observed that the victim</w:t>
       </w:r>
       <w:r>
         <w:t xml:space="preserve"> </w:t>
@@ -6785,19 +6623,7 @@
         <w:t xml:space="preserve"> </w:t>
       </w:r>
       <w:r>
-        <w:t xml:space="preserve">Id. She also noted that the victim was vomiting periodically–more frequently than before his stay at the daycare–and he appeared paler than normal. Id., 75, 119</w:t>
-      </w:r>
-      <w:r>
-        <w:noBreakHyphen/>
-      </w:r>
-      <w:r>
-        <w:t xml:space="preserve">20. Further, she observed that the victim had bruises on his legs. Id., 153</w:t>
-      </w:r>
-      <w:r>
-        <w:noBreakHyphen/>
-      </w:r>
-      <w:r>
-        <w:t xml:space="preserve">55. She also noted that the victim would cry whenever she would give him to the defendant. Id., 160, 173. DG likewise observed that the victim’s color looked different and he appeared</w:t>
+        <w:t xml:space="preserve">Id. She also noted that the victim was vomiting periodically–more frequently than before his stay at the daycare–and he appeared paler than normal. Id., 75, 119-⁠20. Further, she observed that the victim had bruises on his legs. Id., 153-⁠55. She also noted that the victim would cry whenever she would give him to the defendant. Id., 160, 173. DG likewise observed that the victim’s color looked different and he appeared</w:t>
       </w:r>
       <w:r>
         <w:t xml:space="preserve"> </w:t>
@@ -6809,13 +6635,7 @@
         <w:t xml:space="preserve"> </w:t>
       </w:r>
       <w:r>
-        <w:t xml:space="preserve">and malnourished. Id., 205</w:t>
-      </w:r>
-      <w:r>
-        <w:noBreakHyphen/>
-      </w:r>
-      <w:r>
-        <w:t xml:space="preserve">06, 231.</w:t>
+        <w:t xml:space="preserve">and malnourished. Id., 205-⁠06, 231.</w:t>
       </w:r>
     </w:p>
     <w:p>
@@ -6823,13 +6643,7 @@
         <w:pStyle w:val="BodyTextNote"/>
       </w:pPr>
       <w:r>
-        <w:t xml:space="preserve">RG wanted to take the victim to the hospital and had asked DG if she could do so. Id., 75</w:t>
-      </w:r>
-      <w:r>
-        <w:noBreakHyphen/>
-      </w:r>
-      <w:r>
-        <w:t xml:space="preserve">76. DG, however, told her that she could not do so and took the car keys from her. Id. RG felt that she had to obey her husband.</w:t>
+        <w:t xml:space="preserve">RG wanted to take the victim to the hospital and had asked DG if she could do so. Id., 75-⁠76. DG, however, told her that she could not do so and took the car keys from her. Id. RG felt that she had to obey her husband.</w:t>
       </w:r>
       <w:r>
         <w:rPr>
@@ -6841,13 +6655,7 @@
         <w:t xml:space="preserve"> </w:t>
       </w:r>
       <w:r>
-        <w:t xml:space="preserve">Id., 76</w:t>
-      </w:r>
-      <w:r>
-        <w:noBreakHyphen/>
-      </w:r>
-      <w:r>
-        <w:t xml:space="preserve">77.</w:t>
+        <w:t xml:space="preserve">Id., 76-⁠77.</w:t>
       </w:r>
     </w:p>
     <w:p>
@@ -6855,13 +6663,7 @@
         <w:pStyle w:val="BodyTextNote"/>
       </w:pPr>
       <w:r>
-        <w:t xml:space="preserve">In September 2013, DG, RG, and the victim moved out of their apartment and into the defendant’s basement. Id., 77, 207</w:t>
-      </w:r>
-      <w:r>
-        <w:noBreakHyphen/>
-      </w:r>
-      <w:r>
-        <w:t xml:space="preserve">08. The defendant and his wife had proposed the move as an opportunity for DG and RG to have more time with them and to be able to hear God’s voice. Id., 79. They also presented it as a way for DG and RG to save money. Id. DG’s sister, KC, helped DG and RG pack up their apartment for the move.</w:t>
+        <w:t xml:space="preserve">In September 2013, DG, RG, and the victim moved out of their apartment and into the defendant’s basement. Id., 77, 207-⁠08. The defendant and his wife had proposed the move as an opportunity for DG and RG to have more time with them and to be able to hear God’s voice. Id., 79. They also presented it as a way for DG and RG to save money. Id. DG’s sister, KC, helped DG and RG pack up their apartment for the move.</w:t>
       </w:r>
       <w:r>
         <w:rPr>
@@ -6885,19 +6687,7 @@
         <w:t xml:space="preserve"> </w:t>
       </w:r>
       <w:r>
-        <w:t xml:space="preserve">he appeared to be cross-eyed. Id., 64, 67</w:t>
-      </w:r>
-      <w:r>
-        <w:noBreakHyphen/>
-      </w:r>
-      <w:r>
-        <w:t xml:space="preserve">68. KC also observed RG telling the victim to put his head up. Id., 64</w:t>
-      </w:r>
-      <w:r>
-        <w:noBreakHyphen/>
-      </w:r>
-      <w:r>
-        <w:t xml:space="preserve">65, 69.</w:t>
+        <w:t xml:space="preserve">he appeared to be cross-eyed. Id., 64, 67-⁠68. KC also observed RG telling the victim to put his head up. Id., 64-⁠65, 69.</w:t>
       </w:r>
     </w:p>
     <w:p>
@@ -6905,13 +6695,7 @@
         <w:pStyle w:val="BodyText"/>
       </w:pPr>
       <w:r>
-        <w:t xml:space="preserve">When DG, RG, and the victim moved into the defendant’s home, DH already was living there with the defendant and his wife. T.6/30/23: 80</w:t>
-      </w:r>
-      <w:r>
-        <w:noBreakHyphen/>
-      </w:r>
-      <w:r>
-        <w:t xml:space="preserve">81, 209. Over time, the relationship between the defendant and his wife and DG and RG became so close that, like DH, DG began calling the defendant and his wife</w:t>
+        <w:t xml:space="preserve">When DG, RG, and the victim moved into the defendant’s home, DH already was living there with the defendant and his wife. T.6/30/23: 80-⁠81, 209. Over time, the relationship between the defendant and his wife and DG and RG became so close that, like DH, DG began calling the defendant and his wife</w:t>
       </w:r>
       <w:r>
         <w:t xml:space="preserve"> </w:t>
@@ -6935,13 +6719,7 @@
         <w:t xml:space="preserve"> </w:t>
       </w:r>
       <w:r>
-        <w:t xml:space="preserve">Id., 223</w:t>
-      </w:r>
-      <w:r>
-        <w:noBreakHyphen/>
-      </w:r>
-      <w:r>
-        <w:t xml:space="preserve">24.</w:t>
+        <w:t xml:space="preserve">Id., 223-⁠24.</w:t>
       </w:r>
     </w:p>
     <w:p>
@@ -6949,25 +6727,7 @@
         <w:pStyle w:val="BodyText"/>
       </w:pPr>
       <w:r>
-        <w:t xml:space="preserve">After DG, RG, and the victim moved into the defendant’s home, they all went on a trip with the defendant, his wife, and DH to Florida, where the defendant and his wife had a timeshare. Id., 81</w:t>
-      </w:r>
-      <w:r>
-        <w:noBreakHyphen/>
-      </w:r>
-      <w:r>
-        <w:t xml:space="preserve">82. While DG, RG, and DH traveled to Florida by plane, the defendant and his wife drove the victim there in their car. Id., 81, 210</w:t>
-      </w:r>
-      <w:r>
-        <w:noBreakHyphen/>
-      </w:r>
-      <w:r>
-        <w:t xml:space="preserve">12. On the return trip, however, the victim traveled with DG and RG on a plane. Id., 82. RG recalled that, by the time of the Florida trip, the victim’s symptoms had begun to subside and he was returning to his normal self. Id., 155</w:t>
-      </w:r>
-      <w:r>
-        <w:noBreakHyphen/>
-      </w:r>
-      <w:r>
-        <w:t xml:space="preserve">56.</w:t>
+        <w:t xml:space="preserve">After DG, RG, and the victim moved into the defendant’s home, they all went on a trip with the defendant, his wife, and DH to Florida, where the defendant and his wife had a timeshare. Id., 81-⁠82. While DG, RG, and DH traveled to Florida by plane, the defendant and his wife drove the victim there in their car. Id., 81, 210-⁠12. On the return trip, however, the victim traveled with DG and RG on a plane. Id., 82. RG recalled that, by the time of the Florida trip, the victim’s symptoms had begun to subside and he was returning to his normal self. Id., 155-⁠56.</w:t>
       </w:r>
     </w:p>
     <w:p>
@@ -6975,13 +6735,7 @@
         <w:pStyle w:val="BodyTextNote"/>
       </w:pPr>
       <w:r>
-        <w:t xml:space="preserve">On October 9, 2013, DG and RG brought the victim to a pediatrician for a routine wellness visit. Id., 82</w:t>
-      </w:r>
-      <w:r>
-        <w:noBreakHyphen/>
-      </w:r>
-      <w:r>
-        <w:t xml:space="preserve">83, 213. During the visit, the pediatrician advised them to schedule an ultrasound examination for the victim because he had an enlarged head. Id., 84; T.6/21/23: 30. The victim underwent an ultrasound several days later, which revealed pockets of fluid on both sides of his brain.</w:t>
+        <w:t xml:space="preserve">On October 9, 2013, DG and RG brought the victim to a pediatrician for a routine wellness visit. Id., 82-⁠83, 213. During the visit, the pediatrician advised them to schedule an ultrasound examination for the victim because he had an enlarged head. Id., 84; T.6/21/23: 30. The victim underwent an ultrasound several days later, which revealed pockets of fluid on both sides of his brain.</w:t>
       </w:r>
       <w:r>
         <w:rPr>
@@ -6993,19 +6747,7 @@
         <w:t xml:space="preserve"> </w:t>
       </w:r>
       <w:r>
-        <w:t xml:space="preserve">T.6/20/23: 84</w:t>
-      </w:r>
-      <w:r>
-        <w:noBreakHyphen/>
-      </w:r>
-      <w:r>
-        <w:t xml:space="preserve">85, 213</w:t>
-      </w:r>
-      <w:r>
-        <w:noBreakHyphen/>
-      </w:r>
-      <w:r>
-        <w:t xml:space="preserve">14; T.6/21/23: 31. Thereafter, the hospital asked DG and RG to bring the victim back to the hospital for an MRI. T.6/20/23: 85, 214.</w:t>
+        <w:t xml:space="preserve">T.6/20/23: 84-⁠85, 213-⁠14; T.6/21/23: 31. Thereafter, the hospital asked DG and RG to bring the victim back to the hospital for an MRI. T.6/20/23: 85, 214.</w:t>
       </w:r>
     </w:p>
     <w:p>
@@ -7013,13 +6755,7 @@
         <w:pStyle w:val="BodyText"/>
       </w:pPr>
       <w:r>
-        <w:t xml:space="preserve">The defendant was present when DG and RG received the call asking them to schedule the MRI. Id., 86. The defendant directed DG and RG to pray over the victim and to believe that the fluid would dissipate. Id., 214; T.6/21/23: 34. He also advised them to contact their insurance provider to confirm that their insurance would cover an MRI. T.6/20/23: 86. They did so and learned that their insurance would not cover an MRI without a referral. Id., 86, 214, 237. DG and RG then called their pediatrician, but the pediatrician refused to provide a referral. Id., 86. DG and RG, therefore, never scheduled an MRI. Id., 85</w:t>
-      </w:r>
-      <w:r>
-        <w:noBreakHyphen/>
-      </w:r>
-      <w:r>
-        <w:t xml:space="preserve">86. RG then left and went to work. Id., 86.</w:t>
+        <w:t xml:space="preserve">The defendant was present when DG and RG received the call asking them to schedule the MRI. Id., 86. The defendant directed DG and RG to pray over the victim and to believe that the fluid would dissipate. Id., 214; T.6/21/23: 34. He also advised them to contact their insurance provider to confirm that their insurance would cover an MRI. T.6/20/23: 86. They did so and learned that their insurance would not cover an MRI without a referral. Id., 86, 214, 237. DG and RG then called their pediatrician, but the pediatrician refused to provide a referral. Id., 86. DG and RG, therefore, never scheduled an MRI. Id., 85-⁠86. RG then left and went to work. Id., 86.</w:t>
       </w:r>
     </w:p>
     <w:p>
@@ -7103,13 +6839,7 @@
         <w:pStyle w:val="BodyText"/>
       </w:pPr>
       <w:r>
-        <w:t xml:space="preserve">RG spoke to a detective on October 15, 2013, with DG present. T.6/20/23: 87</w:t>
-      </w:r>
-      <w:r>
-        <w:noBreakHyphen/>
-      </w:r>
-      <w:r>
-        <w:t xml:space="preserve">88, 93. RG provided a statement, in which she said that she</w:t>
+        <w:t xml:space="preserve">RG spoke to a detective on October 15, 2013, with DG present. T.6/20/23: 87-⁠88, 93. RG provided a statement, in which she said that she</w:t>
       </w:r>
       <w:r>
         <w:t xml:space="preserve"> </w:t>
@@ -7121,31 +6851,7 @@
         <w:t xml:space="preserve"> </w:t>
       </w:r>
       <w:r>
-        <w:t xml:space="preserve">Id., 94</w:t>
-      </w:r>
-      <w:r>
-        <w:noBreakHyphen/>
-      </w:r>
-      <w:r>
-        <w:t xml:space="preserve">95, 137</w:t>
-      </w:r>
-      <w:r>
-        <w:noBreakHyphen/>
-      </w:r>
-      <w:r>
-        <w:t xml:space="preserve">40; Defendant’s Exhibit (Def.Ex.) A. In the statement, RG did not tell police that the victim had substantially changed when he returned to her following his stay at the defendant’s home in 2013. T.6/20/23: 138; Def.Ex. A. She signed the statement, which included an affirmation that the statement was true to the best of her knowledge. T.6/20/23: 140; Def.Ex. A. She also affirmed that the statement was voluntary and that no one had forced her to make the statements. T.6/20/23: 164; Def.Ex. A. DG likewise provided a statement on that same date in which he similarly did not mention the victim’s symptoms following his stay at the defendant’s home, and did not say that he suspected that the defendant may have abused the victim. T.6/20/23: 239</w:t>
-      </w:r>
-      <w:r>
-        <w:noBreakHyphen/>
-      </w:r>
-      <w:r>
-        <w:t xml:space="preserve">41; T.6/21/23: 3</w:t>
-      </w:r>
-      <w:r>
-        <w:noBreakHyphen/>
-      </w:r>
-      <w:r>
-        <w:t xml:space="preserve">4; Def.Ex. D. DH also provided a statement to police at that time in which she stated that she never had seen anything abnormal in the victim’s behavior, that she had neither caused nor seen any bumps or injuries to his head, and that she had not seen the victim act in any way that made her think he had been abused. T.6/21/23: 162; Def.Ex. H.</w:t>
+        <w:t xml:space="preserve">Id., 94-⁠95, 137-⁠40; Defendant’s Exhibit (Def.Ex.) A. In the statement, RG did not tell police that the victim had substantially changed when he returned to her following his stay at the defendant’s home in 2013. T.6/20/23: 138; Def.Ex. A. She signed the statement, which included an affirmation that the statement was true to the best of her knowledge. T.6/20/23: 140; Def.Ex. A. She also affirmed that the statement was voluntary and that no one had forced her to make the statements. T.6/20/23: 164; Def.Ex. A. DG likewise provided a statement on that same date in which he similarly did not mention the victim’s symptoms following his stay at the defendant’s home, and did not say that he suspected that the defendant may have abused the victim. T.6/20/23: 239-⁠41; T.6/21/23: 3-⁠4; Def.Ex. D. DH also provided a statement to police at that time in which she stated that she never had seen anything abnormal in the victim’s behavior, that she had neither caused nor seen any bumps or injuries to his head, and that she had not seen the victim act in any way that made her think he had been abused. T.6/21/23: 162; Def.Ex. H.</w:t>
       </w:r>
     </w:p>
     <w:p>
@@ -7153,37 +6859,7 @@
         <w:pStyle w:val="BodyTextNote"/>
       </w:pPr>
       <w:r>
-        <w:t xml:space="preserve">One day later, on October 16, 2013, RG provided a second statement, in which she proffered excuses for the victim’s injuries, including that he may have been injured when RG pulled him away from a large wave at the beach in Florida in early October 2013. T.6/20/23: 94</w:t>
-      </w:r>
-      <w:r>
-        <w:noBreakHyphen/>
-      </w:r>
-      <w:r>
-        <w:t xml:space="preserve">95, 141</w:t>
-      </w:r>
-      <w:r>
-        <w:noBreakHyphen/>
-      </w:r>
-      <w:r>
-        <w:t xml:space="preserve">43, 218; T.6/21/23: 19; Def.Ex. B. Alternatively, RG suggested that she may have injured the victim when she fell while removing him from his car seat and he struck his head against the car’s roof. T.6/20/23: 142</w:t>
-      </w:r>
-      <w:r>
-        <w:noBreakHyphen/>
-      </w:r>
-      <w:r>
-        <w:t xml:space="preserve">43; Def.Ex. B. DG also suggested that the victim may have rolled off the bed at their apartment. T.6/20/23: 218; T.6/21/23: 19. RG also advised that she did not feed the victim cow’s milk and only recently had realized that the victim might not have been receiving recommended levels of calcium. T.6/20/23: 143; Def.Ex. B. These excuses were ones that the defendant had directed RG to provide. T.6/20/23: 94</w:t>
-      </w:r>
-      <w:r>
-        <w:noBreakHyphen/>
-      </w:r>
-      <w:r>
-        <w:t xml:space="preserve">95, 143, 177</w:t>
-      </w:r>
-      <w:r>
-        <w:noBreakHyphen/>
-      </w:r>
-      <w:r>
-        <w:t xml:space="preserve">78. As with her first statement, RG signed the second statement, which also included an affirmation that the statement was true to the best of her knowledge.</w:t>
+        <w:t xml:space="preserve">One day later, on October 16, 2013, RG provided a second statement, in which she proffered excuses for the victim’s injuries, including that he may have been injured when RG pulled him away from a large wave at the beach in Florida in early October 2013. T.6/20/23: 94-⁠95, 141-⁠43, 218; T.6/21/23: 19; Def.Ex. B. Alternatively, RG suggested that she may have injured the victim when she fell while removing him from his car seat and he struck his head against the car’s roof. T.6/20/23: 142-⁠43; Def.Ex. B. DG also suggested that the victim may have rolled off the bed at their apartment. T.6/20/23: 218; T.6/21/23: 19. RG also advised that she did not feed the victim cow’s milk and only recently had realized that the victim might not have been receiving recommended levels of calcium. T.6/20/23: 143; Def.Ex. B. These excuses were ones that the defendant had directed RG to provide. T.6/20/23: 94-⁠95, 143, 177-⁠78. As with her first statement, RG signed the second statement, which also included an affirmation that the statement was true to the best of her knowledge.</w:t>
       </w:r>
       <w:r>
         <w:rPr>
@@ -7203,25 +6879,7 @@
         <w:pStyle w:val="BodyText"/>
       </w:pPr>
       <w:r>
-        <w:t xml:space="preserve">The defendant himself also spoke to police on October 16, 2013. T.6/23/23: 22</w:t>
-      </w:r>
-      <w:r>
-        <w:noBreakHyphen/>
-      </w:r>
-      <w:r>
-        <w:t xml:space="preserve">23. When questioned about possible causes for the victim’s injury, he described one time when the victim had been sitting in the sink during a bath and had bumped the edge of the sink. Id.; T.6/22/23: 31. The defendant reported that the victim had cried briefly, but seemed fine and uninjured. T.6/22/23: 31; T.6/23/23: 23. The defendant said that the incident had been so minor that he had not mentioned it to the victim’s parents. T.6/22/23: 31; T.6/23/23: 22</w:t>
-      </w:r>
-      <w:r>
-        <w:noBreakHyphen/>
-      </w:r>
-      <w:r>
-        <w:t xml:space="preserve">23. The defendant also reported that RG had suggested that the injury may have occurred at the beach when a wave struck the victim, or when RG banged his head while taking him out of a car. T.6/23/23: 23</w:t>
-      </w:r>
-      <w:r>
-        <w:noBreakHyphen/>
-      </w:r>
-      <w:r>
-        <w:t xml:space="preserve">24; St.Ex. 10.</w:t>
+        <w:t xml:space="preserve">The defendant himself also spoke to police on October 16, 2013. T.6/23/23: 22-⁠23. When questioned about possible causes for the victim’s injury, he described one time when the victim had been sitting in the sink during a bath and had bumped the edge of the sink. Id.; T.6/22/23: 31. The defendant reported that the victim had cried briefly, but seemed fine and uninjured. T.6/22/23: 31; T.6/23/23: 23. The defendant said that the incident had been so minor that he had not mentioned it to the victim’s parents. T.6/22/23: 31; T.6/23/23: 22-⁠23. The defendant also reported that RG had suggested that the injury may have occurred at the beach when a wave struck the victim, or when RG banged his head while taking him out of a car. T.6/23/23: 23-⁠24; St.Ex. 10.</w:t>
       </w:r>
     </w:p>
     <w:p>
@@ -7229,13 +6887,7 @@
         <w:pStyle w:val="BodyText"/>
       </w:pPr>
       <w:r>
-        <w:t xml:space="preserve">Subsequently, in November 2013, RG wrote a letter in support of the defendant and his wife maintaining their daycare license at a time when their daycare was under investigation. T.6/20/23: 146</w:t>
-      </w:r>
-      <w:r>
-        <w:noBreakHyphen/>
-      </w:r>
-      <w:r>
-        <w:t xml:space="preserve">47, 174; Def.Ex. C. In that letter, RG did not state that she suspected that the victim had been injured while at the defendant’s daycare; rather, she opined that the daycare provided</w:t>
+        <w:t xml:space="preserve">Subsequently, in November 2013, RG wrote a letter in support of the defendant and his wife maintaining their daycare license at a time when their daycare was under investigation. T.6/20/23: 146-⁠47, 174; Def.Ex. C. In that letter, RG did not state that she suspected that the victim had been injured while at the defendant’s daycare; rather, she opined that the daycare provided</w:t>
       </w:r>
       <w:r>
         <w:t xml:space="preserve"> </w:t>
@@ -7247,19 +6899,7 @@
         <w:t xml:space="preserve"> </w:t>
       </w:r>
       <w:r>
-        <w:t xml:space="preserve">T.6/20/23: 146</w:t>
-      </w:r>
-      <w:r>
-        <w:noBreakHyphen/>
-      </w:r>
-      <w:r>
-        <w:t xml:space="preserve">47, 174. RG wrote the letter following a conversation with the defendant and his wife. Id., 147. The defendant, his wife, and DG had instructed RG to write the letter. Id., 147, 174. DG also wrote a letter at the same time, in which he asserted that the did not hold the defendant, his wife, or DH responsible for any accusations of child abuse or neglect toward the victim, and that DG was content with the victim continuing to attend the defendant’s daycare. T.6/21/23: 6</w:t>
-      </w:r>
-      <w:r>
-        <w:noBreakHyphen/>
-      </w:r>
-      <w:r>
-        <w:t xml:space="preserve">7; Def.Ex. E.</w:t>
+        <w:t xml:space="preserve">T.6/20/23: 146-⁠47, 174. RG wrote the letter following a conversation with the defendant and his wife. Id., 147. The defendant, his wife, and DG had instructed RG to write the letter. Id., 147, 174. DG also wrote a letter at the same time, in which he asserted that the did not hold the defendant, his wife, or DH responsible for any accusations of child abuse or neglect toward the victim, and that DG was content with the victim continuing to attend the defendant’s daycare. T.6/21/23: 6-⁠7; Def.Ex. E.</w:t>
       </w:r>
     </w:p>
     <w:p>
@@ -7267,25 +6907,7 @@
         <w:pStyle w:val="BodyText"/>
       </w:pPr>
       <w:r>
-        <w:t xml:space="preserve">DG and RG ultimately lost custody of the victim following his injuries, and he was placed in foster care by the Department of Children and Families. T.6.20/23: 95</w:t>
-      </w:r>
-      <w:r>
-        <w:noBreakHyphen/>
-      </w:r>
-      <w:r>
-        <w:t xml:space="preserve">96, 162</w:t>
-      </w:r>
-      <w:r>
-        <w:noBreakHyphen/>
-      </w:r>
-      <w:r>
-        <w:t xml:space="preserve">63, 219. RG, however, was able to see the victim during visits and medical appointments. Id., 96</w:t>
-      </w:r>
-      <w:r>
-        <w:noBreakHyphen/>
-      </w:r>
-      <w:r>
-        <w:t xml:space="preserve">97. Following a conversation with the victim’s foster mother, RG came to believe that if she and DG moved out of the defendant’s basement, it could increase her chances of getting her son back. Id., 99. When RG informed the defendant and his wife of her belief, the defendant told her that</w:t>
+        <w:t xml:space="preserve">DG and RG ultimately lost custody of the victim following his injuries, and he was placed in foster care by the Department of Children and Families. T.6.20/23: 95-⁠96, 162-⁠63, 219. RG, however, was able to see the victim during visits and medical appointments. Id., 96-⁠97. Following a conversation with the victim’s foster mother, RG came to believe that if she and DG moved out of the defendant’s basement, it could increase her chances of getting her son back. Id., 99. When RG informed the defendant and his wife of her belief, the defendant told her that</w:t>
       </w:r>
       <w:r>
         <w:t xml:space="preserve"> </w:t>
@@ -7329,25 +6951,7 @@
         <w:pStyle w:val="BodyText"/>
       </w:pPr>
       <w:r>
-        <w:t xml:space="preserve">Eventually, though, DG and RG decided to leave the defendant’s church and move out of his home. Id., 101</w:t>
-      </w:r>
-      <w:r>
-        <w:noBreakHyphen/>
-      </w:r>
-      <w:r>
-        <w:t xml:space="preserve">02. RG relocated to Berlin, joined another church, and, in June 2014, regained custody of the victim. Id., 102. RG also subsequently obtained a divorce from DG. Id., 103</w:t>
-      </w:r>
-      <w:r>
-        <w:noBreakHyphen/>
-      </w:r>
-      <w:r>
-        <w:t xml:space="preserve">04. DG also moved out of the defendant’s home in 2016. T.6/21/23: 8</w:t>
-      </w:r>
-      <w:r>
-        <w:noBreakHyphen/>
-      </w:r>
-      <w:r>
-        <w:t xml:space="preserve">9, 143. At that time, DG wrote a letter to the defendant and his wife thanking them for their hospitality. Id.; Def. Ex. F.</w:t>
+        <w:t xml:space="preserve">Eventually, though, DG and RG decided to leave the defendant’s church and move out of his home. Id., 101-⁠02. RG relocated to Berlin, joined another church, and, in June 2014, regained custody of the victim. Id., 102. RG also subsequently obtained a divorce from DG. Id., 103-⁠04. DG also moved out of the defendant’s home in 2016. T.6/21/23: 8-⁠9, 143. At that time, DG wrote a letter to the defendant and his wife thanking them for their hospitality. Id.; Def. Ex. F.</w:t>
       </w:r>
     </w:p>
     <w:p>
@@ -7355,13 +6959,7 @@
         <w:pStyle w:val="BodyText"/>
       </w:pPr>
       <w:r>
-        <w:t xml:space="preserve">Two years later, in 2018, DH contacted RG and told her about the abuse that she had observed the defendant inflict on the victim nearly five years earlier in 2013. T.6/21/23: 194</w:t>
-      </w:r>
-      <w:r>
-        <w:noBreakHyphen/>
-      </w:r>
-      <w:r>
-        <w:t xml:space="preserve">95. At that time, RG advised DH that the statute of limitation had not yet run. Id., 195. Upon hearing this, DH decided to give another statement to police. Id.</w:t>
+        <w:t xml:space="preserve">Two years later, in 2018, DH contacted RG and told her about the abuse that she had observed the defendant inflict on the victim nearly five years earlier in 2013. T.6/21/23: 194-⁠95. At that time, RG advised DH that the statute of limitation had not yet run. Id., 195. Upon hearing this, DH decided to give another statement to police. Id.</w:t>
       </w:r>
     </w:p>
     <w:p>
@@ -7381,19 +6979,7 @@
         <w:t xml:space="preserve"> </w:t>
       </w:r>
       <w:r>
-        <w:t xml:space="preserve">T.6/20/23: 103</w:t>
-      </w:r>
-      <w:r>
-        <w:noBreakHyphen/>
-      </w:r>
-      <w:r>
-        <w:t xml:space="preserve">04, 164</w:t>
-      </w:r>
-      <w:r>
-        <w:noBreakHyphen/>
-      </w:r>
-      <w:r>
-        <w:t xml:space="preserve">65; St.Ex. 4. Therein, RG recounted how she and DG had fallen ill in August 2013, and how the defendant and his wife had taken the victim and not allowed RG and DG to see him for approximately ten days. T.6/20/23: 166; St.Ex. 4. RG reported that the defendant and his wife said that the victim was</w:t>
+        <w:t xml:space="preserve">T.6/20/23: 103-⁠04, 164-⁠65; St.Ex. 4. Therein, RG recounted how she and DG had fallen ill in August 2013, and how the defendant and his wife had taken the victim and not allowed RG and DG to see him for approximately ten days. T.6/20/23: 166; St.Ex. 4. RG reported that the defendant and his wife said that the victim was</w:t>
       </w:r>
       <w:r>
         <w:t xml:space="preserve"> </w:t>
@@ -7655,13 +7241,7 @@
         <w:pStyle w:val="BodyText"/>
       </w:pPr>
       <w:r>
-        <w:t xml:space="preserve">The defendant claims that the evidence was insufficient to sustain his convictions. Defendant’s Brief (D.B.), 15</w:t>
-      </w:r>
-      <w:r>
-        <w:noBreakHyphen/>
-      </w:r>
-      <w:r>
-        <w:t xml:space="preserve">19. First, he argues that the evidence was insufficient because</w:t>
+        <w:t xml:space="preserve">The defendant claims that the evidence was insufficient to sustain his convictions. Defendant’s Brief (D.B.), 15-⁠19. First, he argues that the evidence was insufficient because</w:t>
       </w:r>
       <w:r>
         <w:t xml:space="preserve"> </w:t>
@@ -7685,13 +7265,7 @@
         <w:t xml:space="preserve"> </w:t>
       </w:r>
       <w:r>
-        <w:t xml:space="preserve">for various reasons. Id., 16</w:t>
-      </w:r>
-      <w:r>
-        <w:noBreakHyphen/>
-      </w:r>
-      <w:r>
-        <w:t xml:space="preserve">19; see also id., 5. Second, he argues that the evidence was insufficient because it failed to establish that the crimes occurred within the statute of limitation. Id., 17, 19.</w:t>
+        <w:t xml:space="preserve">for various reasons. Id., 16-⁠19; see also id., 5. Second, he argues that the evidence was insufficient because it failed to establish that the crimes occurred within the statute of limitation. Id., 17, 19.</w:t>
       </w:r>
     </w:p>
     <w:p>
@@ -7729,13 +7303,7 @@
         <w:t xml:space="preserve"> </w:t>
       </w:r>
       <w:r>
-        <w:t xml:space="preserve">v. Flores, 344 Conn. 713, 764</w:t>
-      </w:r>
-      <w:r>
-        <w:noBreakHyphen/>
-      </w:r>
-      <w:r>
-        <w:t xml:space="preserve">65, 281 A.3d 420 (2022). Construed in the light most favorable to sustaining the verdict, the evidence was sufficient to prove the charges.</w:t>
+        <w:t xml:space="preserve">v. Flores, 344 Conn. 713, 764-⁠65, 281 A.3d 420 (2022). Construed in the light most favorable to sustaining the verdict, the evidence was sufficient to prove the charges.</w:t>
       </w:r>
     </w:p>
     <w:p>
@@ -7885,25 +7453,7 @@
         <w:t xml:space="preserve"> </w:t>
       </w:r>
       <w:r>
-        <w:t xml:space="preserve">even after witnessing his abuse of the victim; id., 140</w:t>
-      </w:r>
-      <w:r>
-        <w:noBreakHyphen/>
-      </w:r>
-      <w:r>
-        <w:t xml:space="preserve">41; and that she had continued living at the defendant’s home until December 2016, after she met Jerry Savelle, the pastor who had ordained the defendant, and realized that she was in an abnormal and abusive situation with the defendant. Id., 143, 189. She stated that, when she moved out of the defendant’s home in 2016, she owed him $22,000. Id., 145. She acknowledged that she had asked Savelle for the money, but that he had refused. Id. She admitted that she went to the police and provided a statement regarding the defendant’s abuse of the victim after Savelle had refused to help her pay the debt. Id., 145</w:t>
-      </w:r>
-      <w:r>
-        <w:noBreakHyphen/>
-      </w:r>
-      <w:r>
-        <w:t xml:space="preserve">46. As to her initial provision of a false statement to police, and her delay in disclosing until 2018, DH testified that she had been afraid to disobey the defendant because he was her religious authority and she had instead told police exactly what he had told her to say. Id., 146. Further, she recounted how the defendant’s wife had threatened her with a firearm when she had attempted to refuse the defendant’s sexual advances. Id., 146</w:t>
-      </w:r>
-      <w:r>
-        <w:noBreakHyphen/>
-      </w:r>
-      <w:r>
-        <w:t xml:space="preserve">47.</w:t>
+        <w:t xml:space="preserve">even after witnessing his abuse of the victim; id., 140-⁠41; and that she had continued living at the defendant’s home until December 2016, after she met Jerry Savelle, the pastor who had ordained the defendant, and realized that she was in an abnormal and abusive situation with the defendant. Id., 143, 189. She stated that, when she moved out of the defendant’s home in 2016, she owed him $22,000. Id., 145. She acknowledged that she had asked Savelle for the money, but that he had refused. Id. She admitted that she went to the police and provided a statement regarding the defendant’s abuse of the victim after Savelle had refused to help her pay the debt. Id., 145-⁠46. As to her initial provision of a false statement to police, and her delay in disclosing until 2018, DH testified that she had been afraid to disobey the defendant because he was her religious authority and she had instead told police exactly what he had told her to say. Id., 146. Further, she recounted how the defendant’s wife had threatened her with a firearm when she had attempted to refuse the defendant’s sexual advances. Id., 146-⁠47.</w:t>
       </w:r>
     </w:p>
     <w:p>
@@ -7911,25 +7461,7 @@
         <w:pStyle w:val="BodyText"/>
       </w:pPr>
       <w:r>
-        <w:t xml:space="preserve">On cross-examination, the defendant’s counsel elicited testimony from DH that neither the defendant nor his wife ever had physically harmed her. Id., 154. She admitted that, even after moving out of the defendant’s home in 2016, she had not told police about the abuse she witnessed, even though she had gone to police in 2016 and asked them to direct the defendant not to contact her again. Id., 181</w:t>
-      </w:r>
-      <w:r>
-        <w:noBreakHyphen/>
-      </w:r>
-      <w:r>
-        <w:t xml:space="preserve">82, 197. She denied that, in 2018, she had ascribed the victim’s injuries to the defendant giving him an ice bath because she had overheard the defendant describing the event to police during his 2013 interview at his home. Id., 158</w:t>
-      </w:r>
-      <w:r>
-        <w:noBreakHyphen/>
-      </w:r>
-      <w:r>
-        <w:t xml:space="preserve">59. She acknowledged that she had lied in her 2013 statement to police when she denied seeing any injuries on the victim. Id., 161</w:t>
-      </w:r>
-      <w:r>
-        <w:noBreakHyphen/>
-      </w:r>
-      <w:r>
-        <w:t xml:space="preserve">62; Def.Ex. H. She also admitted that, despite being a mandated reporter as a licensed daycare worker, she had not reported the victim’s abuse to the police or the Department of Children and Families. T.6/21/23: 164. She also acknowledged that, at the time of the ceremony marking her 2014 adoption by the defendant and his wife, she had read a letter praising the defendant and his wife as, inter alia,</w:t>
+        <w:t xml:space="preserve">On cross-examination, the defendant’s counsel elicited testimony from DH that neither the defendant nor his wife ever had physically harmed her. Id., 154. She admitted that, even after moving out of the defendant’s home in 2016, she had not told police about the abuse she witnessed, even though she had gone to police in 2016 and asked them to direct the defendant not to contact her again. Id., 181-⁠82, 197. She denied that, in 2018, she had ascribed the victim’s injuries to the defendant giving him an ice bath because she had overheard the defendant describing the event to police during his 2013 interview at his home. Id., 158-⁠59. She acknowledged that she had lied in her 2013 statement to police when she denied seeing any injuries on the victim. Id., 161-⁠62; Def.Ex. H. She also admitted that, despite being a mandated reporter as a licensed daycare worker, she had not reported the victim’s abuse to the police or the Department of Children and Families. T.6/21/23: 164. She also acknowledged that, at the time of the ceremony marking her 2014 adoption by the defendant and his wife, she had read a letter praising the defendant and his wife as, inter alia,</w:t>
       </w:r>
       <w:r>
         <w:t xml:space="preserve"> </w:t>
@@ -7941,19 +7473,7 @@
         <w:t xml:space="preserve"> </w:t>
       </w:r>
       <w:r>
-        <w:t xml:space="preserve">Id., 201</w:t>
-      </w:r>
-      <w:r>
-        <w:noBreakHyphen/>
-      </w:r>
-      <w:r>
-        <w:t xml:space="preserve">03. She also admitted writing numerous positive and grateful notecards, greeting cards, and letters to the defendant and his wife between 2014 and 2016. T.6/22/23: 58</w:t>
-      </w:r>
-      <w:r>
-        <w:noBreakHyphen/>
-      </w:r>
-      <w:r>
-        <w:t xml:space="preserve">81; Def.Exs. S-QQ.</w:t>
+        <w:t xml:space="preserve">Id., 201-⁠03. She also admitted writing numerous positive and grateful notecards, greeting cards, and letters to the defendant and his wife between 2014 and 2016. T.6/22/23: 58-⁠81; Def.Exs. S-QQ.</w:t>
       </w:r>
     </w:p>
     <w:p>
@@ -7961,19 +7481,7 @@
         <w:pStyle w:val="BodyText"/>
       </w:pPr>
       <w:r>
-        <w:t xml:space="preserve">DH also acknowledged that, when she provided her 2018 statement to police, she had not provided a specific date for when the victim began staying at the defendant’s home. T.6/21/23: 185</w:t>
-      </w:r>
-      <w:r>
-        <w:noBreakHyphen/>
-      </w:r>
-      <w:r>
-        <w:t xml:space="preserve">86. She asserted that her ability to be more precise as to the timeline in her testimony was because she had since looked at photographs saved on her computer, which she had not done before going to the police. Id., 186. When she looked at the photograph that she recalled taking on the first day that the victim was at the defendant’s home, she checked the file properties for that image and found that she had taken the photo on August 10, 2013. Id., 186</w:t>
-      </w:r>
-      <w:r>
-        <w:noBreakHyphen/>
-      </w:r>
-      <w:r>
-        <w:t xml:space="preserve">88.</w:t>
+        <w:t xml:space="preserve">DH also acknowledged that, when she provided her 2018 statement to police, she had not provided a specific date for when the victim began staying at the defendant’s home. T.6/21/23: 185-⁠86. She asserted that her ability to be more precise as to the timeline in her testimony was because she had since looked at photographs saved on her computer, which she had not done before going to the police. Id., 186. When she looked at the photograph that she recalled taking on the first day that the victim was at the defendant’s home, she checked the file properties for that image and found that she had taken the photo on August 10, 2013. Id., 186-⁠88.</w:t>
       </w:r>
     </w:p>
     <w:p>
@@ -7981,13 +7489,7 @@
         <w:pStyle w:val="BodyTextNote"/>
       </w:pPr>
       <w:r>
-        <w:t xml:space="preserve">DH also acknowledged that she had begun a sexual relationship with the defendant and his wife in 2012. Id., 188</w:t>
-      </w:r>
-      <w:r>
-        <w:noBreakHyphen/>
-      </w:r>
-      <w:r>
-        <w:t xml:space="preserve">89. She recalled that, after 2016, she had told Savelle that some of her sexual encounters with the defendant had been forced on her, but also had told him that he had feelings for the defendant and liked having sex with him</w:t>
+        <w:t xml:space="preserve">DH also acknowledged that she had begun a sexual relationship with the defendant and his wife in 2012. Id., 188-⁠89. She recalled that, after 2016, she had told Savelle that some of her sexual encounters with the defendant had been forced on her, but also had told him that he had feelings for the defendant and liked having sex with him</w:t>
       </w:r>
       <w:r>
         <w:t xml:space="preserve"> </w:t>
@@ -7999,19 +7501,7 @@
         <w:t xml:space="preserve"> </w:t>
       </w:r>
       <w:r>
-        <w:t xml:space="preserve">Id., 189</w:t>
-      </w:r>
-      <w:r>
-        <w:noBreakHyphen/>
-      </w:r>
-      <w:r>
-        <w:t xml:space="preserve">90. She stated that she had reported the forced sexual encounters to police in 2018, but that the defendant had not been charged. Id., 191</w:t>
-      </w:r>
-      <w:r>
-        <w:noBreakHyphen/>
-      </w:r>
-      <w:r>
-        <w:t xml:space="preserve">92. She acknowledged that she owed the defendant more than $20,000 when she moved out of his home, and agreed that she had written to Savelle in an attempt to obtain money to settle her debts.</w:t>
+        <w:t xml:space="preserve">Id., 189-⁠90. She stated that she had reported the forced sexual encounters to police in 2018, but that the defendant had not been charged. Id., 191-⁠92. She acknowledged that she owed the defendant more than $20,000 when she moved out of his home, and agreed that she had written to Savelle in an attempt to obtain money to settle her debts.</w:t>
       </w:r>
       <w:r>
         <w:rPr>
@@ -8023,13 +7513,7 @@
         <w:t xml:space="preserve"> </w:t>
       </w:r>
       <w:r>
-        <w:t xml:space="preserve">Id., 192</w:t>
-      </w:r>
-      <w:r>
-        <w:noBreakHyphen/>
-      </w:r>
-      <w:r>
-        <w:t xml:space="preserve">93.</w:t>
+        <w:t xml:space="preserve">Id., 192-⁠93.</w:t>
       </w:r>
     </w:p>
     <w:p>
@@ -8037,19 +7521,7 @@
         <w:pStyle w:val="BodyText"/>
       </w:pPr>
       <w:r>
-        <w:t xml:space="preserve">Finally, DH admitted that she had spoken about her experiences while living with the defendant on various podcasts. T.6/22/23: 97</w:t>
-      </w:r>
-      <w:r>
-        <w:noBreakHyphen/>
-      </w:r>
-      <w:r>
-        <w:t xml:space="preserve">98. She also had written a book or memoir detailing her experiences with the defendant, though she had not published the book. Id., 98</w:t>
-      </w:r>
-      <w:r>
-        <w:noBreakHyphen/>
-      </w:r>
-      <w:r>
-        <w:t xml:space="preserve">99.</w:t>
+        <w:t xml:space="preserve">Finally, DH admitted that she had spoken about her experiences while living with the defendant on various podcasts. T.6/22/23: 97-⁠98. She also had written a book or memoir detailing her experiences with the defendant, though she had not published the book. Id., 98-⁠99.</w:t>
       </w:r>
     </w:p>
     <w:p>
@@ -8057,13 +7529,7 @@
         <w:pStyle w:val="BodyText"/>
       </w:pPr>
       <w:r>
-        <w:t xml:space="preserve">After the State rested, the defendant moved for a judgment of acquittal. T.6/23/23: 105. First, he argued that the evidence was insufficient to establish that the defendant was the party who had injured the victim. Id. Second, he argued that the evidence did not satisfy the statute of limitation because, he contended, the State had not shown that the crimes had occurred within the five years preceding the August 10, 2018 signing of the arrest warrant, i.e., on or after August 10, 2013. Id., 106</w:t>
-      </w:r>
-      <w:r>
-        <w:noBreakHyphen/>
-      </w:r>
-      <w:r>
-        <w:t xml:space="preserve">07.</w:t>
+        <w:t xml:space="preserve">After the State rested, the defendant moved for a judgment of acquittal. T.6/23/23: 105. First, he argued that the evidence was insufficient to establish that the defendant was the party who had injured the victim. Id. Second, he argued that the evidence did not satisfy the statute of limitation because, he contended, the State had not shown that the crimes had occurred within the five years preceding the August 10, 2018 signing of the arrest warrant, i.e., on or after August 10, 2013. Id., 106-⁠07.</w:t>
       </w:r>
     </w:p>
     <w:p>
@@ -8099,13 +7565,7 @@
         <w:pStyle w:val="BodyTextNote"/>
       </w:pPr>
       <w:r>
-        <w:t xml:space="preserve">The defendant did not testify in his own defense, and he did not call any witnesses. Through cross-examination of the State’s witnesses, and in closing argument, he tried to undermine their credibility. T.6/26/23: 19</w:t>
-      </w:r>
-      <w:r>
-        <w:noBreakHyphen/>
-      </w:r>
-      <w:r>
-        <w:t xml:space="preserve">20. In particular, he argued that DH was incredible because she had lied to police in 2013 and had failed to report the victim’s injuries or how they happened for years. Id. He labeled her an</w:t>
+        <w:t xml:space="preserve">The defendant did not testify in his own defense, and he did not call any witnesses. Through cross-examination of the State’s witnesses, and in closing argument, he tried to undermine their credibility. T.6/26/23: 19-⁠20. In particular, he argued that DH was incredible because she had lied to police in 2013 and had failed to report the victim’s injuries or how they happened for years. Id. He labeled her an</w:t>
       </w:r>
       <w:r>
         <w:t xml:space="preserve"> </w:t>
@@ -8147,13 +7607,7 @@
         <w:t xml:space="preserve"> </w:t>
       </w:r>
       <w:r>
-        <w:t xml:space="preserve">Id., 20</w:t>
-      </w:r>
-      <w:r>
-        <w:noBreakHyphen/>
-      </w:r>
-      <w:r>
-        <w:t xml:space="preserve">21. He asked the jury to find that she was a</w:t>
+        <w:t xml:space="preserve">Id., 20-⁠21. He asked the jury to find that she was a</w:t>
       </w:r>
       <w:r>
         <w:t xml:space="preserve"> </w:t>
@@ -8189,19 +7643,7 @@
         <w:t xml:space="preserve"> </w:t>
       </w:r>
       <w:r>
-        <w:t xml:space="preserve">Id., 26</w:t>
-      </w:r>
-      <w:r>
-        <w:noBreakHyphen/>
-      </w:r>
-      <w:r>
-        <w:t xml:space="preserve">28. Nevertheless, the jury found the defendant guilty as charged. T.6/27/23: 14</w:t>
-      </w:r>
-      <w:r>
-        <w:noBreakHyphen/>
-      </w:r>
-      <w:r>
-        <w:t xml:space="preserve">15.</w:t>
+        <w:t xml:space="preserve">Id., 26-⁠28. Nevertheless, the jury found the defendant guilty as charged. T.6/27/23: 14-⁠15.</w:t>
       </w:r>
     </w:p>
     <w:p>
@@ -8405,37 +7847,19 @@
         <w:t xml:space="preserve"> </w:t>
       </w:r>
       <w:r>
-        <w:t xml:space="preserve">v. Na’im B., 288 Conn. 290, 295</w:t>
-      </w:r>
-      <w:r>
-        <w:noBreakHyphen/>
-      </w:r>
-      <w:r>
-        <w:t xml:space="preserve">96, 952 A.2d 755 (2008); accord State</w:t>
-      </w:r>
-      <w:r>
-        <w:t xml:space="preserve"> </w:t>
-      </w:r>
-      <w:r>
-        <w:t xml:space="preserve">v. Hughes, 341 Conn. 387, 397</w:t>
-      </w:r>
-      <w:r>
-        <w:noBreakHyphen/>
-      </w:r>
-      <w:r>
-        <w:t xml:space="preserve">98, 267 A.3d 81 (2021); see Jackson</w:t>
-      </w:r>
-      <w:r>
-        <w:t xml:space="preserve"> </w:t>
-      </w:r>
-      <w:r>
-        <w:t xml:space="preserve">v. Virginia, 443 U.S. 307, 318</w:t>
-      </w:r>
-      <w:r>
-        <w:noBreakHyphen/>
-      </w:r>
-      <w:r>
-        <w:t xml:space="preserve">19, 99 S. Ct. 2781, 61 L. Ed. 2d 560 (1979).</w:t>
+        <w:t xml:space="preserve">v. Na’im B., 288 Conn. 290, 295-⁠96, 952 A.2d 755 (2008); accord State</w:t>
+      </w:r>
+      <w:r>
+        <w:t xml:space="preserve"> </w:t>
+      </w:r>
+      <w:r>
+        <w:t xml:space="preserve">v. Hughes, 341 Conn. 387, 397-⁠98, 267 A.3d 81 (2021); see Jackson</w:t>
+      </w:r>
+      <w:r>
+        <w:t xml:space="preserve"> </w:t>
+      </w:r>
+      <w:r>
+        <w:t xml:space="preserve">v. Virginia, 443 U.S. 307, 318-⁠19, 99 S. Ct. 2781, 61 L. Ed. 2d 560 (1979).</w:t>
       </w:r>
       <w:r>
         <w:t xml:space="preserve"> </w:t>
@@ -8487,13 +7911,7 @@
         <w:t xml:space="preserve"> </w:t>
       </w:r>
       <w:r>
-        <w:t xml:space="preserve">v. Niemeyer, 258 Conn. 510, 517</w:t>
-      </w:r>
-      <w:r>
-        <w:noBreakHyphen/>
-      </w:r>
-      <w:r>
-        <w:t xml:space="preserve">19, 782 A.2d 658 (2001) (explicating sufficiency principles). Due to these standards,</w:t>
+        <w:t xml:space="preserve">v. Niemeyer, 258 Conn. 510, 517-⁠19, 782 A.2d 658 (2001) (explicating sufficiency principles). Due to these standards,</w:t>
       </w:r>
       <w:r>
         <w:t xml:space="preserve"> </w:t>
@@ -8683,13 +8101,7 @@
         <w:t xml:space="preserve"> </w:t>
       </w:r>
       <w:r>
-        <w:t xml:space="preserve">v. Hodge, 153 Conn. 564, 572</w:t>
-      </w:r>
-      <w:r>
-        <w:noBreakHyphen/>
-      </w:r>
-      <w:r>
-        <w:t xml:space="preserve">73, 219 A.2d 367 (1966).</w:t>
+        <w:t xml:space="preserve">v. Hodge, 153 Conn. 564, 572-⁠73, 219 A.2d 367 (1966).</w:t>
       </w:r>
     </w:p>
     <w:p>
@@ -8709,37 +8121,19 @@
         <w:t xml:space="preserve"> </w:t>
       </w:r>
       <w:r>
-        <w:t xml:space="preserve">v. Boykin, 27 Conn. App. 558, 563</w:t>
-      </w:r>
-      <w:r>
-        <w:noBreakHyphen/>
-      </w:r>
-      <w:r>
-        <w:t xml:space="preserve">64, 609 A.2d 242, cert. denied, 223 Conn. 905, 610 A.2d 179 (1992); see Jackson</w:t>
-      </w:r>
-      <w:r>
-        <w:t xml:space="preserve"> </w:t>
-      </w:r>
-      <w:r>
-        <w:t xml:space="preserve">v. Virginia, 443 U.S. 318</w:t>
-      </w:r>
-      <w:r>
-        <w:noBreakHyphen/>
-      </w:r>
-      <w:r>
-        <w:t xml:space="preserve">19; see also State</w:t>
-      </w:r>
-      <w:r>
-        <w:t xml:space="preserve"> </w:t>
-      </w:r>
-      <w:r>
-        <w:t xml:space="preserve">v. Sivri, 231 Conn. 115, 135</w:t>
-      </w:r>
-      <w:r>
-        <w:noBreakHyphen/>
-      </w:r>
-      <w:r>
-        <w:t xml:space="preserve">36, 646 A.2d 169 (1994). Stated differently, when reviewing a sufficiency of the evidence claim,</w:t>
+        <w:t xml:space="preserve">v. Boykin, 27 Conn. App. 558, 563-⁠64, 609 A.2d 242, cert. denied, 223 Conn. 905, 610 A.2d 179 (1992); see Jackson</w:t>
+      </w:r>
+      <w:r>
+        <w:t xml:space="preserve"> </w:t>
+      </w:r>
+      <w:r>
+        <w:t xml:space="preserve">v. Virginia, 443 U.S. 318-⁠19; see also State</w:t>
+      </w:r>
+      <w:r>
+        <w:t xml:space="preserve"> </w:t>
+      </w:r>
+      <w:r>
+        <w:t xml:space="preserve">v. Sivri, 231 Conn. 115, 135-⁠36, 646 A.2d 169 (1994). Stated differently, when reviewing a sufficiency of the evidence claim,</w:t>
       </w:r>
       <w:r>
         <w:t xml:space="preserve"> </w:t>
@@ -8807,25 +8201,13 @@
         <w:t xml:space="preserve"> </w:t>
       </w:r>
       <w:r>
-        <w:t xml:space="preserve">v. Jagat, 111 Conn. App. 173, 178</w:t>
-      </w:r>
-      <w:r>
-        <w:noBreakHyphen/>
-      </w:r>
-      <w:r>
-        <w:t xml:space="preserve">79, 958 A.2d 206 (2008); State</w:t>
-      </w:r>
-      <w:r>
-        <w:t xml:space="preserve"> </w:t>
-      </w:r>
-      <w:r>
-        <w:t xml:space="preserve">v. Mungroo, 104 Conn. App. 668, 670</w:t>
-      </w:r>
-      <w:r>
-        <w:noBreakHyphen/>
-      </w:r>
-      <w:r>
-        <w:t xml:space="preserve">73, 935 A.2d 229 (2007), cert. denied, 285 Conn. 908, 942 A.2d 415 (2008). Under the standard of review,</w:t>
+        <w:t xml:space="preserve">v. Jagat, 111 Conn. App. 173, 178-⁠79, 958 A.2d 206 (2008); State</w:t>
+      </w:r>
+      <w:r>
+        <w:t xml:space="preserve"> </w:t>
+      </w:r>
+      <w:r>
+        <w:t xml:space="preserve">v. Mungroo, 104 Conn. App. 668, 670-⁠73, 935 A.2d 229 (2007), cert. denied, 285 Conn. 908, 942 A.2d 415 (2008). Under the standard of review,</w:t>
       </w:r>
       <w:r>
         <w:t xml:space="preserve"> </w:t>
@@ -9483,13 +8865,7 @@
         <w:pStyle w:val="BodyText"/>
       </w:pPr>
       <w:r>
-        <w:t xml:space="preserve">Next, the defendant claims that the trial court abused its discretion when it denied his motion for a new trial. D.B., 19</w:t>
-      </w:r>
-      <w:r>
-        <w:noBreakHyphen/>
-      </w:r>
-      <w:r>
-        <w:t xml:space="preserve">22. He argues that the trial court applied an improper stander in ruling on his motion for a new trial by concluding that it could</w:t>
+        <w:t xml:space="preserve">Next, the defendant claims that the trial court abused its discretion when it denied his motion for a new trial. D.B., 19-⁠22. He argues that the trial court applied an improper stander in ruling on his motion for a new trial by concluding that it could</w:t>
       </w:r>
       <w:r>
         <w:t xml:space="preserve"> </w:t>
@@ -9501,19 +8877,7 @@
         <w:t xml:space="preserve"> </w:t>
       </w:r>
       <w:r>
-        <w:t xml:space="preserve">Id., 20</w:t>
-      </w:r>
-      <w:r>
-        <w:noBreakHyphen/>
-      </w:r>
-      <w:r>
-        <w:t xml:space="preserve">21. Alternatively, if the court applied the proper standard, he argues that it nevertheless abused its discretion in denying the motion because the State’s case depended upon an incredible witness’ testimony. Id., 21</w:t>
-      </w:r>
-      <w:r>
-        <w:noBreakHyphen/>
-      </w:r>
-      <w:r>
-        <w:t xml:space="preserve">22. Both claims lack merit, first, because the trial court’s decision reveals that it applied the correct standard. Second, under that standard, this Court must defer to the trial court’s evaluation of the credibility of the State’s witnesses. Finally, even if the trial court applied an incorrect standard, any error was harmless.</w:t>
+        <w:t xml:space="preserve">Id., 20-⁠21. Alternatively, if the court applied the proper standard, he argues that it nevertheless abused its discretion in denying the motion because the State’s case depended upon an incredible witness’ testimony. Id., 21-⁠22. Both claims lack merit, first, because the trial court’s decision reveals that it applied the correct standard. Second, under that standard, this Court must defer to the trial court’s evaluation of the credibility of the State’s witnesses. Finally, even if the trial court applied an incorrect standard, any error was harmless.</w:t>
       </w:r>
     </w:p>
     <w:p>
@@ -9663,19 +9027,7 @@
         <w:t xml:space="preserve"> </w:t>
       </w:r>
       <w:r>
-        <w:t xml:space="preserve">T.8/16/23: 3; C.App., 21</w:t>
-      </w:r>
-      <w:r>
-        <w:noBreakHyphen/>
-      </w:r>
-      <w:r>
-        <w:t xml:space="preserve">23. Following argument, the trial court denied all three motions in one oral ruling. T.8/16/23: 4</w:t>
-      </w:r>
-      <w:r>
-        <w:noBreakHyphen/>
-      </w:r>
-      <w:r>
-        <w:t xml:space="preserve">9. Specifically, after summarizing the evidence presented at trial, the court observed:</w:t>
+        <w:t xml:space="preserve">T.8/16/23: 3; C.App., 21-⁠23. Following argument, the trial court denied all three motions in one oral ruling. T.8/16/23: 4-⁠9. Specifically, after summarizing the evidence presented at trial, the court observed:</w:t>
       </w:r>
     </w:p>
     <w:p>
@@ -9779,19 +9131,7 @@
         <w:pStyle w:val="BodyText"/>
       </w:pPr>
       <w:r>
-        <w:t xml:space="preserve">(Emphasis added.) Id., 6</w:t>
-      </w:r>
-      <w:r>
-        <w:noBreakHyphen/>
-      </w:r>
-      <w:r>
-        <w:t xml:space="preserve">9; see Defendant’s Appendix, 31</w:t>
-      </w:r>
-      <w:r>
-        <w:noBreakHyphen/>
-      </w:r>
-      <w:r>
-        <w:t xml:space="preserve">33.</w:t>
+        <w:t xml:space="preserve">(Emphasis added.) Id., 6-⁠9; see Defendant’s Appendix, 31-⁠33.</w:t>
       </w:r>
     </w:p>
     <w:p>
@@ -10019,25 +9359,13 @@
         <w:t xml:space="preserve"> </w:t>
       </w:r>
       <w:r>
-        <w:t xml:space="preserve">v. Capasso, 203 Conn. App. 333, 345</w:t>
-      </w:r>
-      <w:r>
-        <w:noBreakHyphen/>
-      </w:r>
-      <w:r>
-        <w:t xml:space="preserve">47, 248 A.3d 58, cert. denied, 336 Conn. 939, 249 A.3d 352 (2021); see State</w:t>
-      </w:r>
-      <w:r>
-        <w:t xml:space="preserve"> </w:t>
-      </w:r>
-      <w:r>
-        <w:t xml:space="preserve">v. Fred C., 167 Conn. App. 600, 606</w:t>
-      </w:r>
-      <w:r>
-        <w:noBreakHyphen/>
-      </w:r>
-      <w:r>
-        <w:t xml:space="preserve">07, 142 A.3d 1258, cert. denied, 323 Conn. 921, 150 A.3d 1150 (2016).</w:t>
+        <w:t xml:space="preserve">v. Capasso, 203 Conn. App. 333, 345-⁠47, 248 A.3d 58, cert. denied, 336 Conn. 939, 249 A.3d 352 (2021); see State</w:t>
+      </w:r>
+      <w:r>
+        <w:t xml:space="preserve"> </w:t>
+      </w:r>
+      <w:r>
+        <w:t xml:space="preserve">v. Fred C., 167 Conn. App. 600, 606-⁠07, 142 A.3d 1258, cert. denied, 323 Conn. 921, 150 A.3d 1150 (2016).</w:t>
       </w:r>
     </w:p>
     <w:p>
@@ -10067,13 +9395,7 @@
         <w:t xml:space="preserve"> </w:t>
       </w:r>
       <w:r>
-        <w:t xml:space="preserve">v. Capasso, 203 Conn. App. 347</w:t>
-      </w:r>
-      <w:r>
-        <w:noBreakHyphen/>
-      </w:r>
-      <w:r>
-        <w:t xml:space="preserve">48; see State</w:t>
+        <w:t xml:space="preserve">v. Capasso, 203 Conn. App. 347-⁠48; see State</w:t>
       </w:r>
       <w:r>
         <w:t xml:space="preserve"> </w:t>
@@ -10475,25 +9797,13 @@
         <w:t xml:space="preserve"> </w:t>
       </w:r>
       <w:r>
-        <w:t xml:space="preserve">v. Na’im B., 288 Conn. 295</w:t>
-      </w:r>
-      <w:r>
-        <w:noBreakHyphen/>
-      </w:r>
-      <w:r>
-        <w:t xml:space="preserve">96; State</w:t>
-      </w:r>
-      <w:r>
-        <w:t xml:space="preserve"> </w:t>
-      </w:r>
-      <w:r>
-        <w:t xml:space="preserve">v. Capasso, 203 Conn. App. 345</w:t>
-      </w:r>
-      <w:r>
-        <w:noBreakHyphen/>
-      </w:r>
-      <w:r>
-        <w:t xml:space="preserve">46. It is not entitled, however, to</w:t>
+        <w:t xml:space="preserve">v. Na’im B., 288 Conn. 295-⁠96; State</w:t>
+      </w:r>
+      <w:r>
+        <w:t xml:space="preserve"> </w:t>
+      </w:r>
+      <w:r>
+        <w:t xml:space="preserve">v. Capasso, 203 Conn. App. 345-⁠46. It is not entitled, however, to</w:t>
       </w:r>
       <w:r>
         <w:t xml:space="preserve"> </w:t>
@@ -10534,13 +9844,7 @@
         <w:t xml:space="preserve"> </w:t>
       </w:r>
       <w:r>
-        <w:t xml:space="preserve">v. Capasso, 203 Conn. App. 345</w:t>
-      </w:r>
-      <w:r>
-        <w:noBreakHyphen/>
-      </w:r>
-      <w:r>
-        <w:t xml:space="preserve">47. The trial court’s decision is in accordance with this standard. As noted, the trial court stated that it</w:t>
+        <w:t xml:space="preserve">v. Capasso, 203 Conn. App. 345-⁠47. The trial court’s decision is in accordance with this standard. As noted, the trial court stated that it</w:t>
       </w:r>
       <w:r>
         <w:t xml:space="preserve"> </w:t>
@@ -10884,9 +10188,7 @@
               <w:t xml:space="preserve"> </w:t>
             </w:r>
             <w:r>
-              <w:t xml:space="preserve">258</w:t>
-              <w:noBreakHyphen/>
-              <w:t xml:space="preserve">5807</w:t>
+              <w:t xml:space="preserve">258-⁠5807</w:t>
             </w:r>
           </w:p>
           <w:p>
@@ -10908,9 +10210,7 @@
               <w:t xml:space="preserve"> </w:t>
             </w:r>
             <w:r>
-              <w:t xml:space="preserve">258</w:t>
-              <w:noBreakHyphen/>
-              <w:t xml:space="preserve">5828</w:t>
+              <w:t xml:space="preserve">258-⁠5828</w:t>
             </w:r>
           </w:p>
           <w:p>
@@ -11215,9 +10515,7 @@
         <w:t xml:space="preserve"> </w:t>
       </w:r>
       <w:r>
-        <w:t xml:space="preserve">67</w:t>
-        <w:noBreakHyphen/>
-        <w:t xml:space="preserve">2A,</w:t>
+        <w:t xml:space="preserve">67-⁠2A,</w:t>
       </w:r>
       <w:r>
         <w:t xml:space="preserve"> </w:t>
@@ -11413,9 +10711,7 @@
         <w:t xml:space="preserve"> </w:t>
       </w:r>
       <w:r>
-        <w:t xml:space="preserve">649</w:t>
-        <w:noBreakHyphen/>
-        <w:t xml:space="preserve">4400;</w:t>
+        <w:t xml:space="preserve">649-⁠4400;</w:t>
       </w:r>
       <w:r>
         <w:t xml:space="preserve"> </w:t>
@@ -11433,9 +10729,7 @@
         <w:t xml:space="preserve"> </w:t>
       </w:r>
       <w:r>
-        <w:t xml:space="preserve">649</w:t>
-        <w:noBreakHyphen/>
-        <w:t xml:space="preserve">4400,</w:t>
+        <w:t xml:space="preserve">649-⁠4400,</w:t>
       </w:r>
       <w:r>
         <w:t xml:space="preserve"> </w:t>
@@ -11827,9 +11121,7 @@
         <w:t xml:space="preserve"> </w:t>
       </w:r>
       <w:r>
-        <w:t xml:space="preserve">62</w:t>
-        <w:noBreakHyphen/>
-        <w:t xml:space="preserve">7,</w:t>
+        <w:t xml:space="preserve">62-⁠7,</w:t>
       </w:r>
       <w:r>
         <w:t xml:space="preserve"> </w:t>
@@ -12441,25 +11733,7 @@
         <w:t xml:space="preserve"> </w:t>
       </w:r>
       <w:r>
-        <w:t xml:space="preserve">DH testified that the victim’s time at the defendant’s home began on August 10, 2013. T.6/21/23: 127. The State presented a photograph that DH identified as depicting the victim and the defendant on the first day of the victim’s time with them, which DH recalled had been taken at the Litchfield Jazz Festival. Id., 128</w:t>
-      </w:r>
-      <w:r>
-        <w:noBreakHyphen/>
-      </w:r>
-      <w:r>
-        <w:t xml:space="preserve">29, 186</w:t>
-      </w:r>
-      <w:r>
-        <w:noBreakHyphen/>
-      </w:r>
-      <w:r>
-        <w:t xml:space="preserve">87; St.Ex. 6. She recalled that the abuse started the following morning, August 11, 2013. T.6/21/23: 186</w:t>
-      </w:r>
-      <w:r>
-        <w:noBreakHyphen/>
-      </w:r>
-      <w:r>
-        <w:t xml:space="preserve">88.</w:t>
+        <w:t xml:space="preserve">DH testified that the victim’s time at the defendant’s home began on August 10, 2013. T.6/21/23: 127. The State presented a photograph that DH identified as depicting the victim and the defendant on the first day of the victim’s time with them, which DH recalled had been taken at the Litchfield Jazz Festival. Id., 128-⁠29, 186-⁠87; St.Ex. 6. She recalled that the abuse started the following morning, August 11, 2013. T.6/21/23: 186-⁠88.</w:t>
       </w:r>
     </w:p>
   </w:footnote>
@@ -12478,19 +11752,7 @@
         <w:t xml:space="preserve"> </w:t>
       </w:r>
       <w:r>
-        <w:t xml:space="preserve">In her testimony, RG denied that DG ever had been physically violent toward her or the victim. T.6/20/23: 76</w:t>
-      </w:r>
-      <w:r>
-        <w:noBreakHyphen/>
-      </w:r>
-      <w:r>
-        <w:t xml:space="preserve">77, 104</w:t>
-      </w:r>
-      <w:r>
-        <w:noBreakHyphen/>
-      </w:r>
-      <w:r>
-        <w:t xml:space="preserve">05. DG also testified that he had never struck RG, stated that he only delivered corporal punishment to the victim via</w:t>
+        <w:t xml:space="preserve">In her testimony, RG denied that DG ever had been physically violent toward her or the victim. T.6/20/23: 76-⁠77, 104-⁠05. DG also testified that he had never struck RG, stated that he only delivered corporal punishment to the victim via</w:t>
       </w:r>
       <w:r>
         <w:t xml:space="preserve"> </w:t>
@@ -12502,13 +11764,7 @@
         <w:t xml:space="preserve"> </w:t>
       </w:r>
       <w:r>
-        <w:t xml:space="preserve">on his buttocks or hand, and denied that he had ever violently shaken the victim. Id., 218</w:t>
-      </w:r>
-      <w:r>
-        <w:noBreakHyphen/>
-      </w:r>
-      <w:r>
-        <w:t xml:space="preserve">19, 225; T.6/21/23: 19.</w:t>
+        <w:t xml:space="preserve">on his buttocks or hand, and denied that he had ever violently shaken the victim. Id., 218-⁠19, 225; T.6/21/23: 19.</w:t>
       </w:r>
     </w:p>
   </w:footnote>
@@ -12527,31 +11783,7 @@
         <w:t xml:space="preserve"> </w:t>
       </w:r>
       <w:r>
-        <w:t xml:space="preserve">RG testified that the period when the victim stayed at the defendant’s home for approximately ten days had occurred in the summer of 2013. T.6/20/23: 122</w:t>
-      </w:r>
-      <w:r>
-        <w:noBreakHyphen/>
-      </w:r>
-      <w:r>
-        <w:t xml:space="preserve">23, 149. She testified that it was probably in August 2013, because she recalled that it was before she had moved from her apartment to the defendant’s basement. Id., 148</w:t>
-      </w:r>
-      <w:r>
-        <w:noBreakHyphen/>
-      </w:r>
-      <w:r>
-        <w:t xml:space="preserve">49. DG also testified that he recalled that it was when the victim was approximately nine months old in August 2013, but he conceded that it could have been in July 2013. Id., 226</w:t>
-      </w:r>
-      <w:r>
-        <w:noBreakHyphen/>
-      </w:r>
-      <w:r>
-        <w:t xml:space="preserve">27. The State presented a photograph that RG identified as depicting the victim and RG’s sister-in-law, KC, in DG and RG’s apartment on the date that KC helped them pack before the move. Id., 77</w:t>
-      </w:r>
-      <w:r>
-        <w:noBreakHyphen/>
-      </w:r>
-      <w:r>
-        <w:t xml:space="preserve">78; T.6/21/23: 65; St.Ex. 2. After refreshing her recollection with an e-mail, KC testified that she helped DG and RG pack on September 14, 2013. T.6/21/23: 63.</w:t>
+        <w:t xml:space="preserve">RG testified that the period when the victim stayed at the defendant’s home for approximately ten days had occurred in the summer of 2013. T.6/20/23: 122-⁠23, 149. She testified that it was probably in August 2013, because she recalled that it was before she had moved from her apartment to the defendant’s basement. Id., 148-⁠49. DG also testified that he recalled that it was when the victim was approximately nine months old in August 2013, but he conceded that it could have been in July 2013. Id., 226-⁠27. The State presented a photograph that RG identified as depicting the victim and RG’s sister-in-law, KC, in DG and RG’s apartment on the date that KC helped them pack before the move. Id., 77-⁠78; T.6/21/23: 65; St.Ex. 2. After refreshing her recollection with an e-mail, KC testified that she helped DG and RG pack on September 14, 2013. T.6/21/23: 63.</w:t>
       </w:r>
     </w:p>
   </w:footnote>
@@ -12582,19 +11814,7 @@
         <w:t xml:space="preserve"> </w:t>
       </w:r>
       <w:r>
-        <w:t xml:space="preserve">T.6/22/23: 20</w:t>
-      </w:r>
-      <w:r>
-        <w:noBreakHyphen/>
-      </w:r>
-      <w:r>
-        <w:t xml:space="preserve">24. She reported that the ultrasound found fluid in the subdural space between the brain and skull where there should not have been any fluid. Id., 24</w:t>
-      </w:r>
-      <w:r>
-        <w:noBreakHyphen/>
-      </w:r>
-      <w:r>
-        <w:t xml:space="preserve">25. She advised that the discovery of the fluid raised an immediate concern for child abuse, which caused the victim’s pediatrician to call child abuse services, which referred the matter back to the hospital for further evaluation. Id., 25.</w:t>
+        <w:t xml:space="preserve">T.6/22/23: 20-⁠24. She reported that the ultrasound found fluid in the subdural space between the brain and skull where there should not have been any fluid. Id., 24-⁠25. She advised that the discovery of the fluid raised an immediate concern for child abuse, which caused the victim’s pediatrician to call child abuse services, which referred the matter back to the hospital for further evaluation. Id., 25.</w:t>
       </w:r>
     </w:p>
   </w:footnote>
@@ -12625,13 +11845,7 @@
         <w:t xml:space="preserve"> </w:t>
       </w:r>
       <w:r>
-        <w:t xml:space="preserve">T.6/21/23: 137</w:t>
-      </w:r>
-      <w:r>
-        <w:noBreakHyphen/>
-      </w:r>
-      <w:r>
-        <w:t xml:space="preserve">38. The defendant said that the State is</w:t>
+        <w:t xml:space="preserve">T.6/21/23: 137-⁠38. The defendant said that the State is</w:t>
       </w:r>
       <w:r>
         <w:t xml:space="preserve"> </w:t>
@@ -12686,13 +11900,7 @@
         <w:t xml:space="preserve"> </w:t>
       </w:r>
       <w:r>
-        <w:t xml:space="preserve">T.6/22/23: 26</w:t>
-      </w:r>
-      <w:r>
-        <w:noBreakHyphen/>
-      </w:r>
-      <w:r>
-        <w:t xml:space="preserve">27. Two days following his admission to the hospital, the victim underwent surgery to relieve pressure on his brain. Id., 27. Livingston opined that the most common cause of subdural hematomas is trauma, though it can result from rare medical causes. Id., 28. Following a six-month battery of tests, the victim’s treatment providers concluded that his injuries</w:t>
+        <w:t xml:space="preserve">T.6/22/23: 26-⁠27. Two days following his admission to the hospital, the victim underwent surgery to relieve pressure on his brain. Id., 27. Livingston opined that the most common cause of subdural hematomas is trauma, though it can result from rare medical causes. Id., 28. Following a six-month battery of tests, the victim’s treatment providers concluded that his injuries</w:t>
       </w:r>
       <w:r>
         <w:t xml:space="preserve"> </w:t>
@@ -12704,19 +11912,7 @@
         <w:t xml:space="preserve"> </w:t>
       </w:r>
       <w:r>
-        <w:t xml:space="preserve">that had occurred between nine and twelve months of age. Id., 28</w:t>
-      </w:r>
-      <w:r>
-        <w:noBreakHyphen/>
-      </w:r>
-      <w:r>
-        <w:t xml:space="preserve">30. She opined that the injury had occurred more than one week prior to the victim’s treatment at the hospital and could have been more than one month old. Id., 34</w:t>
-      </w:r>
-      <w:r>
-        <w:noBreakHyphen/>
-      </w:r>
-      <w:r>
-        <w:t xml:space="preserve">35. She further opined that his injuries were consistent with the report of abuse that police received in 2018, i.e., the incidents in which the victim fell against the granite countertop and when the defendant banged his head against the floor. Id., 33, 39-; see also St.Ex. 7 (medical records).</w:t>
+        <w:t xml:space="preserve">that had occurred between nine and twelve months of age. Id., 28-⁠30. She opined that the injury had occurred more than one week prior to the victim’s treatment at the hospital and could have been more than one month old. Id., 34-⁠35. She further opined that his injuries were consistent with the report of abuse that police received in 2018, i.e., the incidents in which the victim fell against the granite countertop and when the defendant banged his head against the floor. Id., 33, 39-; see also St.Ex. 7 (medical records).</w:t>
       </w:r>
     </w:p>
   </w:footnote>
@@ -12735,13 +11931,7 @@
         <w:t xml:space="preserve"> </w:t>
       </w:r>
       <w:r>
-        <w:t xml:space="preserve">At the time RG provided the October 15 and October 16, 2013 statements, she had not yet learned from DH that the defendant had caused the victim’s injuries. T.6/20/23: 176</w:t>
-      </w:r>
-      <w:r>
-        <w:noBreakHyphen/>
-      </w:r>
-      <w:r>
-        <w:t xml:space="preserve">77.</w:t>
+        <w:t xml:space="preserve">At the time RG provided the October 15 and October 16, 2013 statements, she had not yet learned from DH that the defendant had caused the victim’s injuries. T.6/20/23: 176-⁠77.</w:t>
       </w:r>
     </w:p>
   </w:footnote>
@@ -12772,19 +11962,7 @@
         <w:t xml:space="preserve"> </w:t>
       </w:r>
       <w:r>
-        <w:t xml:space="preserve">after DH had come forward and police contacted RG and asked if she would provide another statement. T.6/20/23: 129</w:t>
-      </w:r>
-      <w:r>
-        <w:noBreakHyphen/>
-      </w:r>
-      <w:r>
-        <w:t xml:space="preserve">30, 233; T.6/21/23: 23</w:t>
-      </w:r>
-      <w:r>
-        <w:noBreakHyphen/>
-      </w:r>
-      <w:r>
-        <w:t xml:space="preserve">24.</w:t>
+        <w:t xml:space="preserve">after DH had come forward and police contacted RG and asked if she would provide another statement. T.6/20/23: 129-⁠30, 233; T.6/21/23: 23-⁠24.</w:t>
       </w:r>
     </w:p>
   </w:footnote>
@@ -12803,13 +11981,7 @@
         <w:t xml:space="preserve"> </w:t>
       </w:r>
       <w:r>
-        <w:t xml:space="preserve">DH also acknowledged that, in 2015, she had written the defendant and his wife a letter in which she had absolved them of having to pay debts that DH had incurred. T.6/21/23: 195</w:t>
-      </w:r>
-      <w:r>
-        <w:noBreakHyphen/>
-      </w:r>
-      <w:r>
-        <w:t xml:space="preserve">96. She also conceded that the defendant had not forced her to write that letter. Id., 196.</w:t>
+        <w:t xml:space="preserve">DH also acknowledged that, in 2015, she had written the defendant and his wife a letter in which she had absolved them of having to pay debts that DH had incurred. T.6/21/23: 195-⁠96. She also conceded that the defendant had not forced her to write that letter. Id., 196.</w:t>
       </w:r>
     </w:p>
   </w:footnote>
@@ -12828,25 +12000,7 @@
         <w:t xml:space="preserve"> </w:t>
       </w:r>
       <w:r>
-        <w:t xml:space="preserve">The trial court instructed the jury on the statute of limitation. T.6/26/23: 86</w:t>
-      </w:r>
-      <w:r>
-        <w:noBreakHyphen/>
-      </w:r>
-      <w:r>
-        <w:t xml:space="preserve">88, 90</w:t>
-      </w:r>
-      <w:r>
-        <w:noBreakHyphen/>
-      </w:r>
-      <w:r>
-        <w:t xml:space="preserve">91, 93</w:t>
-      </w:r>
-      <w:r>
-        <w:noBreakHyphen/>
-      </w:r>
-      <w:r>
-        <w:t xml:space="preserve">94.</w:t>
+        <w:t xml:space="preserve">The trial court instructed the jury on the statute of limitation. T.6/26/23: 86-⁠88, 90-⁠91, 93-⁠94.</w:t>
       </w:r>
     </w:p>
   </w:footnote>
@@ -12865,13 +12019,7 @@
         <w:t xml:space="preserve"> </w:t>
       </w:r>
       <w:r>
-        <w:t xml:space="preserve">The defendant presented evidence that a judge signed the arrest warrant for the defendant on August 10, 2018. T.6/23/23: 62</w:t>
-      </w:r>
-      <w:r>
-        <w:noBreakHyphen/>
-      </w:r>
-      <w:r>
-        <w:t xml:space="preserve">64. Therefore, under the statute of limitation; General</w:t>
+        <w:t xml:space="preserve">The defendant presented evidence that a judge signed the arrest warrant for the defendant on August 10, 2018. T.6/23/23: 62-⁠64. Therefore, under the statute of limitation; General</w:t>
       </w:r>
       <w:r>
         <w:t xml:space="preserve"> </w:t>
@@ -12915,13 +12063,7 @@
         <w:t xml:space="preserve"> </w:t>
       </w:r>
       <w:r>
-        <w:t xml:space="preserve">In addressing whether the trial court applied the correct standard, it bears noting that the court was disposing of three motions simultaneously. C.App., 9; T.8/16/23: 3</w:t>
-      </w:r>
-      <w:r>
-        <w:noBreakHyphen/>
-      </w:r>
-      <w:r>
-        <w:t xml:space="preserve">4. While its oral decision was not as precise as may be desired, that does not suggest that the court applied an improper standard. Rather, this Court</w:t>
+        <w:t xml:space="preserve">In addressing whether the trial court applied the correct standard, it bears noting that the court was disposing of three motions simultaneously. C.App., 9; T.8/16/23: 3-⁠4. While its oral decision was not as precise as may be desired, that does not suggest that the court applied an improper standard. Rather, this Court</w:t>
       </w:r>
       <w:r>
         <w:t xml:space="preserve"> </w:t>
@@ -13721,7 +12863,7 @@
     <w:qFormat/>
     <w:pPr>
       <w:keepLines/>
-      <w:spacing w:before="0" w:after="140" w:line="414" w:lineRule="exact"/>
+      <w:spacing w:before="46" w:after="140" w:line="414" w:lineRule="exact"/>
     </w:pPr>
     <w:rPr>
       <w:sz w:val="24"/>
